--- a/labs/lab5/report(5).docx
+++ b/labs/lab5/report(5).docx
@@ -540,8 +540,6 @@
       </w:r>
       <w:r>
         <w:tab/>
-      </w:r>
-      <w:r>
         <w:t>Д.В. Тимкин</w:t>
       </w:r>
     </w:p>
@@ -764,7 +762,7 @@
     </w:p>
     <w:p>
       <w:pPr>
-        <w:ind w:left="1434" w:firstLine="709"/>
+        <w:ind w:left="709" w:firstLine="709"/>
         <w:jc w:val="left"/>
         <w:rPr>
           <w:sz w:val="24"/>
@@ -1381,7 +1379,7 @@
     <w:p>
       <w:pPr>
         <w:spacing w:after="283" w:line="352" w:lineRule="auto"/>
-        <w:ind w:left="14" w:firstLine="709"/>
+        <w:ind w:left="709" w:firstLine="709"/>
         <w:jc w:val="left"/>
         <w:rPr>
           <w:sz w:val="24"/>
@@ -1621,11 +1619,6 @@
           <w:docPartGallery w:val="Table of Contents"/>
         </w:docPartObj>
       </w:sdtPr>
-      <w:sdtEndPr>
-        <w:rPr>
-          <w:sz w:val="28"/>
-        </w:rPr>
-      </w:sdtEndPr>
       <w:sdtContent>
         <w:p>
           <w:pPr>
@@ -2246,6 +2239,11 @@
           </w:hyperlink>
         </w:p>
         <w:p>
+          <w:pPr>
+            <w:rPr>
+              <w:sz w:val="24"/>
+            </w:rPr>
+          </w:pPr>
           <w:r>
             <w:rPr>
               <w:sz w:val="24"/>
@@ -2262,13 +2260,13 @@
         <w:jc w:val="left"/>
         <w:rPr>
           <w:rFonts w:ascii="Calibri" w:eastAsia="Calibri" w:hAnsi="Calibri" w:cs="Calibri"/>
-          <w:sz w:val="22"/>
-        </w:rPr>
-      </w:pPr>
-      <w:r>
-        <w:rPr>
-          <w:rFonts w:ascii="Calibri" w:eastAsia="Calibri" w:hAnsi="Calibri" w:cs="Calibri"/>
-          <w:sz w:val="22"/>
+          <w:sz w:val="24"/>
+        </w:rPr>
+      </w:pPr>
+      <w:r>
+        <w:rPr>
+          <w:rFonts w:ascii="Calibri" w:eastAsia="Calibri" w:hAnsi="Calibri" w:cs="Calibri"/>
+          <w:sz w:val="24"/>
         </w:rPr>
         <w:br w:type="page"/>
       </w:r>
@@ -2337,7 +2335,7 @@
     <w:p>
       <w:pPr>
         <w:spacing w:after="5" w:line="349" w:lineRule="auto"/>
-        <w:ind w:left="-15" w:firstLine="688"/>
+        <w:ind w:left="709" w:firstLine="688"/>
         <w:rPr>
           <w:sz w:val="24"/>
         </w:rPr>
@@ -2689,7 +2687,7 @@
     <w:p>
       <w:pPr>
         <w:spacing w:after="5" w:line="349" w:lineRule="auto"/>
-        <w:ind w:left="-15" w:firstLine="688"/>
+        <w:ind w:left="709" w:firstLine="688"/>
         <w:rPr>
           <w:sz w:val="24"/>
         </w:rPr>
@@ -3063,7 +3061,7 @@
     <w:p>
       <w:pPr>
         <w:spacing w:after="5" w:line="349" w:lineRule="auto"/>
-        <w:ind w:left="-15" w:firstLine="688"/>
+        <w:ind w:left="709" w:firstLine="688"/>
         <w:rPr>
           <w:sz w:val="24"/>
         </w:rPr>
@@ -3517,7 +3515,7 @@
     <w:p>
       <w:pPr>
         <w:spacing w:after="5" w:line="349" w:lineRule="auto"/>
-        <w:ind w:left="-15" w:firstLine="688"/>
+        <w:ind w:left="709" w:firstLine="688"/>
         <w:rPr>
           <w:sz w:val="24"/>
         </w:rPr>
@@ -4150,7 +4148,7 @@
     <w:p>
       <w:pPr>
         <w:spacing w:after="0" w:line="355" w:lineRule="auto"/>
-        <w:ind w:left="22"/>
+        <w:ind w:left="709" w:firstLine="709"/>
         <w:rPr>
           <w:sz w:val="24"/>
         </w:rPr>
@@ -4264,7 +4262,7 @@
     <w:p>
       <w:pPr>
         <w:spacing w:after="0" w:line="361" w:lineRule="auto"/>
-        <w:ind w:left="20" w:right="269" w:firstLine="699"/>
+        <w:ind w:left="709" w:right="269" w:firstLine="699"/>
         <w:rPr>
           <w:sz w:val="24"/>
         </w:rPr>
@@ -4759,7 +4757,7 @@
     <w:p>
       <w:pPr>
         <w:spacing w:after="5" w:line="349" w:lineRule="auto"/>
-        <w:ind w:left="-15" w:firstLine="688"/>
+        <w:ind w:left="709" w:firstLine="688"/>
         <w:rPr>
           <w:sz w:val="24"/>
         </w:rPr>
@@ -4782,7 +4780,7 @@
     <w:p>
       <w:pPr>
         <w:spacing w:after="5" w:line="259" w:lineRule="auto"/>
-        <w:ind w:left="-15" w:firstLine="0"/>
+        <w:ind w:left="709" w:firstLine="709"/>
         <w:rPr>
           <w:sz w:val="24"/>
         </w:rPr>
@@ -4877,7 +4875,7 @@
     <w:p>
       <w:pPr>
         <w:spacing w:after="25" w:line="345" w:lineRule="auto"/>
-        <w:ind w:right="332" w:firstLine="699"/>
+        <w:ind w:left="709" w:right="332" w:firstLine="699"/>
         <w:rPr>
           <w:sz w:val="24"/>
         </w:rPr>
@@ -5144,7 +5142,7 @@
     <w:p>
       <w:pPr>
         <w:spacing w:after="5" w:line="349" w:lineRule="auto"/>
-        <w:ind w:left="-15" w:firstLine="688"/>
+        <w:ind w:left="709" w:firstLine="688"/>
         <w:rPr>
           <w:sz w:val="24"/>
         </w:rPr>
@@ -5676,7 +5674,7 @@
     <w:p>
       <w:pPr>
         <w:spacing w:after="4" w:line="355" w:lineRule="auto"/>
-        <w:ind w:left="-15" w:firstLine="688"/>
+        <w:ind w:left="709" w:firstLine="688"/>
         <w:jc w:val="left"/>
         <w:rPr>
           <w:sz w:val="24"/>
@@ -5758,7 +5756,7 @@
     <w:p>
       <w:pPr>
         <w:spacing w:after="5" w:line="349" w:lineRule="auto"/>
-        <w:ind w:left="-15" w:firstLine="0"/>
+        <w:ind w:left="709" w:firstLine="709"/>
         <w:rPr>
           <w:sz w:val="24"/>
         </w:rPr>
@@ -6167,7 +6165,7 @@
     <w:p>
       <w:pPr>
         <w:spacing w:after="5" w:line="349" w:lineRule="auto"/>
-        <w:ind w:left="-15" w:firstLine="688"/>
+        <w:ind w:left="709" w:firstLine="688"/>
         <w:rPr>
           <w:sz w:val="24"/>
         </w:rPr>
@@ -6190,7 +6188,7 @@
     <w:p>
       <w:pPr>
         <w:spacing w:after="5" w:line="259" w:lineRule="auto"/>
-        <w:ind w:left="-15" w:firstLine="0"/>
+        <w:ind w:left="709" w:firstLine="709"/>
         <w:rPr>
           <w:sz w:val="24"/>
         </w:rPr>
@@ -6907,7 +6905,7 @@
     <w:p>
       <w:pPr>
         <w:spacing w:after="4" w:line="355" w:lineRule="auto"/>
-        <w:ind w:left="-15" w:firstLine="688"/>
+        <w:ind w:left="709" w:firstLine="688"/>
         <w:jc w:val="left"/>
         <w:rPr>
           <w:sz w:val="24"/>
@@ -7009,7 +7007,7 @@
     <w:p>
       <w:pPr>
         <w:spacing w:after="4" w:line="361" w:lineRule="auto"/>
-        <w:ind w:right="161"/>
+        <w:ind w:left="851" w:right="161" w:firstLine="567"/>
         <w:rPr>
           <w:sz w:val="24"/>
         </w:rPr>
@@ -7034,7 +7032,7 @@
           <w:ilvl w:val="0"/>
           <w:numId w:val="11"/>
         </w:numPr>
-        <w:ind w:hanging="312"/>
+        <w:ind w:firstLine="567"/>
         <w:rPr>
           <w:sz w:val="24"/>
         </w:rPr>
@@ -7073,7 +7071,7 @@
           <w:ilvl w:val="0"/>
           <w:numId w:val="11"/>
         </w:numPr>
-        <w:ind w:hanging="312"/>
+        <w:ind w:firstLine="567"/>
         <w:rPr>
           <w:sz w:val="24"/>
         </w:rPr>
@@ -7112,7 +7110,7 @@
           <w:ilvl w:val="0"/>
           <w:numId w:val="11"/>
         </w:numPr>
-        <w:ind w:hanging="312"/>
+        <w:ind w:firstLine="567"/>
         <w:rPr>
           <w:sz w:val="24"/>
         </w:rPr>
@@ -7151,7 +7149,7 @@
           <w:ilvl w:val="0"/>
           <w:numId w:val="11"/>
         </w:numPr>
-        <w:ind w:hanging="312"/>
+        <w:ind w:firstLine="567"/>
         <w:rPr>
           <w:sz w:val="24"/>
         </w:rPr>
@@ -7191,7 +7189,7 @@
           <w:ilvl w:val="0"/>
           <w:numId w:val="11"/>
         </w:numPr>
-        <w:ind w:hanging="312"/>
+        <w:ind w:firstLine="567"/>
         <w:rPr>
           <w:sz w:val="24"/>
         </w:rPr>
@@ -7244,7 +7242,7 @@
           <w:ilvl w:val="0"/>
           <w:numId w:val="11"/>
         </w:numPr>
-        <w:ind w:hanging="312"/>
+        <w:ind w:firstLine="567"/>
         <w:rPr>
           <w:sz w:val="24"/>
         </w:rPr>
@@ -7297,7 +7295,7 @@
           <w:ilvl w:val="0"/>
           <w:numId w:val="11"/>
         </w:numPr>
-        <w:ind w:hanging="312"/>
+        <w:ind w:firstLine="567"/>
         <w:rPr>
           <w:sz w:val="24"/>
         </w:rPr>
@@ -7336,7 +7334,7 @@
           <w:ilvl w:val="0"/>
           <w:numId w:val="11"/>
         </w:numPr>
-        <w:ind w:hanging="312"/>
+        <w:ind w:firstLine="567"/>
         <w:rPr>
           <w:sz w:val="24"/>
         </w:rPr>
@@ -7383,7 +7381,7 @@
           <w:numId w:val="11"/>
         </w:numPr>
         <w:spacing w:line="346" w:lineRule="auto"/>
-        <w:ind w:hanging="312"/>
+        <w:ind w:firstLine="567"/>
         <w:rPr>
           <w:sz w:val="24"/>
         </w:rPr>
